--- a/reports/r0095.docx
+++ b/reports/r0095.docx
@@ -45,7 +45,7 @@
           <w:color w:val="000000"/>
           <w:sz w:val="21"/>
         </w:rPr>
-        <w:t>■ 青岛经济总量在山东省稳居第一，人均GDP约16.70万元、人均经济实力居全省前列，经济增速由5.88%回落至5.40%、有所放缓；固定资产投资最新增速转负（-18.70%），经济动能仍有待修复。【待补充：青岛市的行政与战略定位、支柱产业及龙头企业（数据库未覆盖，需人工补充）】</w:t>
+        <w:t>■ 青岛作为计划单列市，经济总量在山东省稳居第一，人均GDP约16.70万元、人均经济实力居全省前列，经济增速由5.88%回落至5.40%、有所放缓；固定资产投资最新增速转负（-18.70%），经济动能仍有待修复。</w:t>
       </w:r>
     </w:p>
     <w:p>
@@ -75,7 +75,7 @@
           <w:color w:val="000000"/>
           <w:sz w:val="21"/>
         </w:rPr>
-        <w:t>产业结构方面，2025年青岛市三次产业结构为2.9:33.5:63.6。【待补充：支柱产业、主要龙头企业、对外贸易等定性描述（数据库未覆盖）】</w:t>
+        <w:t>产业结构方面，2025年青岛市三次产业结构为2.9:33.5:63.6，以家电电子、轨道交通装备、海洋经济、港口物流为支柱，聚集海尔、海信、青岛啤酒、中车四方等品牌企业。</w:t>
       </w:r>
     </w:p>
     <w:p>
